--- a/eng/docx/011.content.docx
+++ b/eng/docx/011.content.docx
@@ -362,18 +362,12 @@
         </w:rPr>
         <w:t xml:space="preserve"> is the territory or the people that a </w:t>
       </w:r>
-      <w:hyperlink r:id="rId14">
-        <w:r>
-          <w:rPr>
-            <w:lang w:val="en_US" w:bidi="en_US"/>
-          </w:rPr>
-          <w:rPr>
-            <w:color w:val="0000EE"/>
-            <w:u w:val="single"/>
-          </w:rPr>
-          <w:t>king</w:t>
-        </w:r>
-      </w:hyperlink>
+      <w:r>
+        <w:rPr>
+          <w:lang w:val="en_US" w:bidi="en_US"/>
+        </w:rPr>
+        <w:t>king</w:t>
+      </w:r>
       <w:r>
         <w:rPr>
           <w:lang w:val="en_US" w:bidi="en_US"/>
@@ -438,7 +432,7 @@
           <w:lang w:val="en_US" w:bidi="en_US"/>
         </w:rPr>
       </w:r>
-      <w:hyperlink r:id="rId15">
+      <w:hyperlink r:id="rId14">
         <w:r>
           <w:rPr>
             <w:lang w:val="en_US" w:bidi="en_US"/>
@@ -530,36 +524,24 @@
         </w:rPr>
         <w:t xml:space="preserve"> mean the same thing. Because in later times the </w:t>
       </w:r>
-      <w:hyperlink r:id="rId16">
-        <w:r>
-          <w:rPr>
-            <w:lang w:val="en_US" w:bidi="en_US"/>
-          </w:rPr>
-          <w:rPr>
-            <w:color w:val="0000EE"/>
-            <w:u w:val="single"/>
-          </w:rPr>
-          <w:t>Jews</w:t>
-        </w:r>
-      </w:hyperlink>
+      <w:r>
+        <w:rPr>
+          <w:lang w:val="en_US" w:bidi="en_US"/>
+        </w:rPr>
+        <w:t>Jews</w:t>
+      </w:r>
       <w:r>
         <w:rPr>
           <w:lang w:val="en_US" w:bidi="en_US"/>
         </w:rPr>
         <w:t xml:space="preserve"> thought it was disrespectful to say God's name, they sometimes said "</w:t>
       </w:r>
-      <w:hyperlink r:id="rId17">
-        <w:r>
-          <w:rPr>
-            <w:lang w:val="en_US" w:bidi="en_US"/>
-          </w:rPr>
-          <w:rPr>
-            <w:color w:val="0000EE"/>
-            <w:u w:val="single"/>
-          </w:rPr>
-          <w:t>heaven</w:t>
-        </w:r>
-      </w:hyperlink>
+      <w:r>
+        <w:rPr>
+          <w:lang w:val="en_US" w:bidi="en_US"/>
+        </w:rPr>
+        <w:t>heaven</w:t>
+      </w:r>
       <w:r>
         <w:rPr>
           <w:lang w:val="en_US" w:bidi="en_US"/>
@@ -580,54 +562,36 @@
         </w:rPr>
         <w:t xml:space="preserve">A </w:t>
       </w:r>
-      <w:hyperlink r:id="rId14">
-        <w:r>
-          <w:rPr>
-            <w:lang w:val="en_US" w:bidi="en_US"/>
-          </w:rPr>
-          <w:rPr>
-            <w:color w:val="0000EE"/>
-            <w:u w:val="single"/>
-          </w:rPr>
-          <w:t>king</w:t>
-        </w:r>
-      </w:hyperlink>
+      <w:r>
+        <w:rPr>
+          <w:lang w:val="en_US" w:bidi="en_US"/>
+        </w:rPr>
+        <w:t>king</w:t>
+      </w:r>
       <w:r>
         <w:rPr>
           <w:lang w:val="en_US" w:bidi="en_US"/>
         </w:rPr>
         <w:t xml:space="preserve"> is a ruler who is in charge of a group of people. The land that comes under a king's </w:t>
       </w:r>
-      <w:hyperlink r:id="rId18">
-        <w:r>
-          <w:rPr>
-            <w:lang w:val="en_US" w:bidi="en_US"/>
-          </w:rPr>
-          <w:rPr>
-            <w:color w:val="0000EE"/>
-            <w:u w:val="single"/>
-          </w:rPr>
-          <w:t>authority</w:t>
-        </w:r>
-      </w:hyperlink>
+      <w:r>
+        <w:rPr>
+          <w:lang w:val="en_US" w:bidi="en_US"/>
+        </w:rPr>
+        <w:t>authority</w:t>
+      </w:r>
       <w:r>
         <w:rPr>
           <w:lang w:val="en_US" w:bidi="en_US"/>
         </w:rPr>
         <w:t xml:space="preserve"> is called his </w:t>
       </w:r>
-      <w:hyperlink r:id="rId19">
-        <w:r>
-          <w:rPr>
-            <w:lang w:val="en_US" w:bidi="en_US"/>
-          </w:rPr>
-          <w:rPr>
-            <w:color w:val="0000EE"/>
-            <w:u w:val="single"/>
-          </w:rPr>
-          <w:t>kingdom</w:t>
-        </w:r>
-      </w:hyperlink>
+      <w:r>
+        <w:rPr>
+          <w:lang w:val="en_US" w:bidi="en_US"/>
+        </w:rPr>
+        <w:t>kingdom</w:t>
+      </w:r>
       <w:r>
         <w:rPr>
           <w:lang w:val="en_US" w:bidi="en_US"/>
@@ -648,18 +612,12 @@
         </w:rPr>
         <w:t xml:space="preserve">God is the king over the whole world. The whole of creation is his kingdom. In the Old Testament, the people of </w:t>
       </w:r>
-      <w:hyperlink r:id="rId20">
-        <w:r>
-          <w:rPr>
-            <w:lang w:val="en_US" w:bidi="en_US"/>
-          </w:rPr>
-          <w:rPr>
-            <w:color w:val="0000EE"/>
-            <w:u w:val="single"/>
-          </w:rPr>
-          <w:t>Israel</w:t>
-        </w:r>
-      </w:hyperlink>
+      <w:r>
+        <w:rPr>
+          <w:lang w:val="en_US" w:bidi="en_US"/>
+        </w:rPr>
+        <w:t>Israel</w:t>
+      </w:r>
       <w:r>
         <w:rPr>
           <w:lang w:val="en_US" w:bidi="en_US"/>
@@ -680,90 +638,48 @@
         </w:rPr>
         <w:t xml:space="preserve">But the people in God's kingdom were not obedient to God-not even the </w:t>
       </w:r>
-      <w:hyperlink r:id="rId21">
-        <w:r>
-          <w:rPr>
-            <w:lang w:val="en_US" w:bidi="en_US"/>
-          </w:rPr>
-          <w:rPr>
-            <w:color w:val="0000EE"/>
-            <w:u w:val="single"/>
-          </w:rPr>
-          <w:t>Israelites</w:t>
-        </w:r>
-      </w:hyperlink>
+      <w:r>
+        <w:rPr>
+          <w:lang w:val="en_US" w:bidi="en_US"/>
+        </w:rPr>
+        <w:t>Israelites</w:t>
+      </w:r>
       <w:r>
         <w:rPr>
           <w:lang w:val="en_US" w:bidi="en_US"/>
         </w:rPr>
         <w:t xml:space="preserve">. The </w:t>
       </w:r>
-      <w:hyperlink r:id="rId22">
-        <w:r>
-          <w:rPr>
-            <w:lang w:val="en_US" w:bidi="en_US"/>
-          </w:rPr>
-          <w:rPr>
-            <w:color w:val="0000EE"/>
-            <w:u w:val="single"/>
-          </w:rPr>
-          <w:t>prophets</w:t>
-        </w:r>
-      </w:hyperlink>
-      <w:r>
-        <w:rPr>
-          <w:lang w:val="en_US" w:bidi="en_US"/>
-        </w:rPr>
-        <w:t xml:space="preserve">, who gave messages from God to the people, told the Israelites that one day God would come and establish his kingdom forever. When that would happen, all people would submit to God and obey him. All people everywhere, and all of creation, would live in a right </w:t>
-      </w:r>
-      <w:hyperlink r:id="rId23">
-        <w:r>
-          <w:rPr>
-            <w:lang w:val="en_US" w:bidi="en_US"/>
-          </w:rPr>
-          <w:rPr>
-            <w:color w:val="0000EE"/>
-            <w:u w:val="single"/>
-          </w:rPr>
-          <w:t>relationship</w:t>
-        </w:r>
-      </w:hyperlink>
-      <w:r>
-        <w:rPr>
-          <w:lang w:val="en_US" w:bidi="en_US"/>
-        </w:rPr>
-        <w:t xml:space="preserve"> with God. There would be no more suffering or </w:t>
-      </w:r>
-      <w:hyperlink r:id="rId24">
-        <w:r>
-          <w:rPr>
-            <w:lang w:val="en_US" w:bidi="en_US"/>
-          </w:rPr>
-          <w:rPr>
-            <w:color w:val="0000EE"/>
-            <w:u w:val="single"/>
-          </w:rPr>
-          <w:t>evil</w:t>
-        </w:r>
-      </w:hyperlink>
+      <w:r>
+        <w:rPr>
+          <w:lang w:val="en_US" w:bidi="en_US"/>
+        </w:rPr>
+        <w:t>prophets</w:t>
+      </w:r>
+      <w:r>
+        <w:rPr>
+          <w:lang w:val="en_US" w:bidi="en_US"/>
+        </w:rPr>
+        <w:t xml:space="preserve">, who gave messages from God to the people, told the Israelites that one day God would come and establish his kingdom forever. When that would happen, all people would submit to God and obey him. All people everywhere, and all of creation, would live in a right relationship with God. There would be no more suffering or </w:t>
+      </w:r>
+      <w:r>
+        <w:rPr>
+          <w:lang w:val="en_US" w:bidi="en_US"/>
+        </w:rPr>
+        <w:t>evil</w:t>
+      </w:r>
       <w:r>
         <w:rPr>
           <w:lang w:val="en_US" w:bidi="en_US"/>
         </w:rPr>
         <w:t xml:space="preserve">. The people of Israel hoped and </w:t>
       </w:r>
-      <w:hyperlink r:id="rId25">
-        <w:r>
-          <w:rPr>
-            <w:lang w:val="en_US" w:bidi="en_US"/>
-          </w:rPr>
-          <w:rPr>
-            <w:color w:val="0000EE"/>
-            <w:u w:val="single"/>
-          </w:rPr>
-          <w:t>prayed</w:t>
-        </w:r>
-      </w:hyperlink>
+      <w:r>
+        <w:rPr>
+          <w:lang w:val="en_US" w:bidi="en_US"/>
+        </w:rPr>
+        <w:t>prayed</w:t>
+      </w:r>
       <w:r>
         <w:rPr>
           <w:lang w:val="en_US" w:bidi="en_US"/>
@@ -797,18 +713,12 @@
         </w:rPr>
         <w:t xml:space="preserve">! The wonderful </w:t>
       </w:r>
-      <w:hyperlink r:id="rId26">
-        <w:r>
-          <w:rPr>
-            <w:lang w:val="en_US" w:bidi="en_US"/>
-          </w:rPr>
-          <w:rPr>
-            <w:color w:val="0000EE"/>
-            <w:u w:val="single"/>
-          </w:rPr>
-          <w:t>miracles</w:t>
-        </w:r>
-      </w:hyperlink>
+      <w:r>
+        <w:rPr>
+          <w:lang w:val="en_US" w:bidi="en_US"/>
+        </w:rPr>
+        <w:t>miracles</w:t>
+      </w:r>
       <w:r>
         <w:rPr>
           <w:lang w:val="en_US" w:bidi="en_US"/>
@@ -829,36 +739,24 @@
         </w:rPr>
         <w:t xml:space="preserve">But we cannot see fully yet that God is ruling. People are still getting sick, are doing </w:t>
       </w:r>
-      <w:hyperlink r:id="rId27">
-        <w:r>
-          <w:rPr>
-            <w:lang w:val="en_US" w:bidi="en_US"/>
-          </w:rPr>
-          <w:rPr>
-            <w:color w:val="0000EE"/>
-            <w:u w:val="single"/>
-          </w:rPr>
-          <w:t>sin</w:t>
-        </w:r>
-      </w:hyperlink>
+      <w:r>
+        <w:rPr>
+          <w:lang w:val="en_US" w:bidi="en_US"/>
+        </w:rPr>
+        <w:t>sin</w:t>
+      </w:r>
       <w:r>
         <w:rPr>
           <w:lang w:val="en_US" w:bidi="en_US"/>
         </w:rPr>
         <w:t xml:space="preserve">, and are having wars. </w:t>
       </w:r>
-      <w:hyperlink r:id="rId28">
-        <w:r>
-          <w:rPr>
-            <w:lang w:val="en_US" w:bidi="en_US"/>
-          </w:rPr>
-          <w:rPr>
-            <w:color w:val="0000EE"/>
-            <w:u w:val="single"/>
-          </w:rPr>
-          <w:t>Satan</w:t>
-        </w:r>
-      </w:hyperlink>
+      <w:r>
+        <w:rPr>
+          <w:lang w:val="en_US" w:bidi="en_US"/>
+        </w:rPr>
+        <w:t>Satan</w:t>
+      </w:r>
       <w:r>
         <w:rPr>
           <w:lang w:val="en_US" w:bidi="en_US"/>
@@ -893,36 +791,24 @@
         </w:rPr>
         <w:t xml:space="preserve">The people in the time of Jesus thought that when God's kingdom would come, Israel would be restored as a political </w:t>
       </w:r>
-      <w:hyperlink r:id="rId29">
-        <w:r>
-          <w:rPr>
-            <w:lang w:val="en_US" w:bidi="en_US"/>
-          </w:rPr>
-          <w:rPr>
-            <w:color w:val="0000EE"/>
-            <w:u w:val="single"/>
-          </w:rPr>
-          <w:t>nation</w:t>
-        </w:r>
-      </w:hyperlink>
+      <w:r>
+        <w:rPr>
+          <w:lang w:val="en_US" w:bidi="en_US"/>
+        </w:rPr>
+        <w:t>nation</w:t>
+      </w:r>
       <w:r>
         <w:rPr>
           <w:lang w:val="en_US" w:bidi="en_US"/>
         </w:rPr>
         <w:t xml:space="preserve">. Jesus explained how God's kingdom is different from what they expected. Jesus explained that God's kingdom has to do with people following God as their king and obeying God. Jesus knew that this was hard to understand-he even told his </w:t>
       </w:r>
-      <w:hyperlink r:id="rId30">
-        <w:r>
-          <w:rPr>
-            <w:lang w:val="en_US" w:bidi="en_US"/>
-          </w:rPr>
-          <w:rPr>
-            <w:color w:val="0000EE"/>
-            <w:u w:val="single"/>
-          </w:rPr>
-          <w:t>disciples</w:t>
-        </w:r>
-      </w:hyperlink>
+      <w:r>
+        <w:rPr>
+          <w:lang w:val="en_US" w:bidi="en_US"/>
+        </w:rPr>
+        <w:t>disciples</w:t>
+      </w:r>
       <w:r>
         <w:rPr>
           <w:lang w:val="en_US" w:bidi="en_US"/>
@@ -943,18 +829,12 @@
         </w:rPr>
         <w:t xml:space="preserve">Jesus taught people about God's kingdom by telling them stories or </w:t>
       </w:r>
-      <w:hyperlink r:id="rId31">
-        <w:r>
-          <w:rPr>
-            <w:lang w:val="en_US" w:bidi="en_US"/>
-          </w:rPr>
-          <w:rPr>
-            <w:color w:val="0000EE"/>
-            <w:u w:val="single"/>
-          </w:rPr>
-          <w:t>parables</w:t>
-        </w:r>
-      </w:hyperlink>
+      <w:r>
+        <w:rPr>
+          <w:lang w:val="en_US" w:bidi="en_US"/>
+        </w:rPr>
+        <w:t>parables</w:t>
+      </w:r>
       <w:r>
         <w:rPr>
           <w:lang w:val="en_US" w:bidi="en_US"/>
@@ -973,25 +853,7 @@
         <w:rPr>
           <w:lang w:val="en_US" w:bidi="en_US"/>
         </w:rPr>
-        <w:t xml:space="preserve">Many of Jesus's parables described God's kingdom as a feast or a meal. When people eat together, they have a good relationship with each other, and Jesus wanted to show that God's kingdom is about having a good </w:t>
-      </w:r>
-      <w:hyperlink r:id="rId23">
-        <w:r>
-          <w:rPr>
-            <w:lang w:val="en_US" w:bidi="en_US"/>
-          </w:rPr>
-          <w:rPr>
-            <w:color w:val="0000EE"/>
-            <w:u w:val="single"/>
-          </w:rPr>
-          <w:t>relationship</w:t>
-        </w:r>
-      </w:hyperlink>
-      <w:r>
-        <w:rPr>
-          <w:lang w:val="en_US" w:bidi="en_US"/>
-        </w:rPr>
-        <w:t xml:space="preserve"> with God. If we have a good relationship with God by allowing Jesus to be king in our lives right now, we will also live with God forever in his perfect kingdom that will come one day.</w:t>
+        <w:t>Many of Jesus's parables described God's kingdom as a feast or a meal. When people eat together, they have a good relationship with each other, and Jesus wanted to show that God's kingdom is about having a good relationship with God. If we have a good relationship with God by allowing Jesus to be king in our lives right now, we will also live with God forever in his perfect kingdom that will come one day.</w:t>
       </w:r>
     </w:p>
     <w:p>
@@ -1007,18 +869,12 @@
         </w:rPr>
         <w:t xml:space="preserve">Some passages in the New Testament talk about God being the king, and some passages talk about Jesus being the king. Because Jesus is God as well, both are true at the same time. The </w:t>
       </w:r>
-      <w:hyperlink r:id="rId32">
-        <w:r>
-          <w:rPr>
-            <w:lang w:val="en_US" w:bidi="en_US"/>
-          </w:rPr>
-          <w:rPr>
-            <w:color w:val="0000EE"/>
-            <w:u w:val="single"/>
-          </w:rPr>
-          <w:t>apostle</w:t>
-        </w:r>
-      </w:hyperlink>
+      <w:r>
+        <w:rPr>
+          <w:lang w:val="en_US" w:bidi="en_US"/>
+        </w:rPr>
+        <w:t>apostle</w:t>
+      </w:r>
       <w:r>
         <w:rPr>
           <w:lang w:val="en_US" w:bidi="en_US"/>
@@ -1097,7 +953,7 @@
           <w:lang w:val="en_US" w:bidi="en_US"/>
         </w:rPr>
       </w:r>
-      <w:hyperlink r:id="rId33">
+      <w:hyperlink r:id="rId15">
         <w:r>
           <w:rPr>
             <w:lang w:val="en_US" w:bidi="en_US"/>

--- a/eng/docx/011.content.docx
+++ b/eng/docx/011.content.docx
@@ -299,7 +299,7 @@
         <w:rPr>
           <w:lang w:val="en_US" w:bidi="en_US"/>
         </w:rPr>
-        <w:t xml:space="preserve"> (257276 KB)</w:t>
+        <w:t xml:space="preserve"> (251 KB)</w:t>
       </w:r>
       <w:r>
         <w:rPr>
@@ -448,7 +448,7 @@
         <w:rPr>
           <w:lang w:val="en_US" w:bidi="en_US"/>
         </w:rPr>
-        <w:t xml:space="preserve"> (94316 KB)</w:t>
+        <w:t xml:space="preserve"> (92 KB)</w:t>
       </w:r>
       <w:r>
         <w:rPr>
@@ -969,7 +969,7 @@
         <w:rPr>
           <w:lang w:val="en_US" w:bidi="en_US"/>
         </w:rPr>
-        <w:t xml:space="preserve"> (4030580 KB)</w:t>
+        <w:t xml:space="preserve"> (3.8 MB)</w:t>
       </w:r>
       <w:r>
         <w:rPr>

--- a/eng/docx/011.content.docx
+++ b/eng/docx/011.content.docx
@@ -362,12 +362,18 @@
         </w:rPr>
         <w:t xml:space="preserve"> is the territory or the people that a </w:t>
       </w:r>
-      <w:r>
-        <w:rPr>
-          <w:lang w:val="en_US" w:bidi="en_US"/>
-        </w:rPr>
-        <w:t>king</w:t>
-      </w:r>
+      <w:hyperlink r:id="rId14">
+        <w:r>
+          <w:rPr>
+            <w:lang w:val="en_US" w:bidi="en_US"/>
+          </w:rPr>
+          <w:rPr>
+            <w:color w:val="0000EE"/>
+            <w:u w:val="single"/>
+          </w:rPr>
+          <w:t>king</w:t>
+        </w:r>
+      </w:hyperlink>
       <w:r>
         <w:rPr>
           <w:lang w:val="en_US" w:bidi="en_US"/>
@@ -432,7 +438,7 @@
           <w:lang w:val="en_US" w:bidi="en_US"/>
         </w:rPr>
       </w:r>
-      <w:hyperlink r:id="rId14">
+      <w:hyperlink r:id="rId15">
         <w:r>
           <w:rPr>
             <w:lang w:val="en_US" w:bidi="en_US"/>
@@ -524,24 +530,36 @@
         </w:rPr>
         <w:t xml:space="preserve"> mean the same thing. Because in later times the </w:t>
       </w:r>
-      <w:r>
-        <w:rPr>
-          <w:lang w:val="en_US" w:bidi="en_US"/>
-        </w:rPr>
-        <w:t>Jews</w:t>
-      </w:r>
+      <w:hyperlink r:id="rId16">
+        <w:r>
+          <w:rPr>
+            <w:lang w:val="en_US" w:bidi="en_US"/>
+          </w:rPr>
+          <w:rPr>
+            <w:color w:val="0000EE"/>
+            <w:u w:val="single"/>
+          </w:rPr>
+          <w:t>Jews</w:t>
+        </w:r>
+      </w:hyperlink>
       <w:r>
         <w:rPr>
           <w:lang w:val="en_US" w:bidi="en_US"/>
         </w:rPr>
         <w:t xml:space="preserve"> thought it was disrespectful to say God's name, they sometimes said "</w:t>
       </w:r>
-      <w:r>
-        <w:rPr>
-          <w:lang w:val="en_US" w:bidi="en_US"/>
-        </w:rPr>
-        <w:t>heaven</w:t>
-      </w:r>
+      <w:hyperlink r:id="rId17">
+        <w:r>
+          <w:rPr>
+            <w:lang w:val="en_US" w:bidi="en_US"/>
+          </w:rPr>
+          <w:rPr>
+            <w:color w:val="0000EE"/>
+            <w:u w:val="single"/>
+          </w:rPr>
+          <w:t>heaven</w:t>
+        </w:r>
+      </w:hyperlink>
       <w:r>
         <w:rPr>
           <w:lang w:val="en_US" w:bidi="en_US"/>
@@ -562,36 +580,54 @@
         </w:rPr>
         <w:t xml:space="preserve">A </w:t>
       </w:r>
-      <w:r>
-        <w:rPr>
-          <w:lang w:val="en_US" w:bidi="en_US"/>
-        </w:rPr>
-        <w:t>king</w:t>
-      </w:r>
+      <w:hyperlink r:id="rId14">
+        <w:r>
+          <w:rPr>
+            <w:lang w:val="en_US" w:bidi="en_US"/>
+          </w:rPr>
+          <w:rPr>
+            <w:color w:val="0000EE"/>
+            <w:u w:val="single"/>
+          </w:rPr>
+          <w:t>king</w:t>
+        </w:r>
+      </w:hyperlink>
       <w:r>
         <w:rPr>
           <w:lang w:val="en_US" w:bidi="en_US"/>
         </w:rPr>
         <w:t xml:space="preserve"> is a ruler who is in charge of a group of people. The land that comes under a king's </w:t>
       </w:r>
-      <w:r>
-        <w:rPr>
-          <w:lang w:val="en_US" w:bidi="en_US"/>
-        </w:rPr>
-        <w:t>authority</w:t>
-      </w:r>
+      <w:hyperlink r:id="rId18">
+        <w:r>
+          <w:rPr>
+            <w:lang w:val="en_US" w:bidi="en_US"/>
+          </w:rPr>
+          <w:rPr>
+            <w:color w:val="0000EE"/>
+            <w:u w:val="single"/>
+          </w:rPr>
+          <w:t>authority</w:t>
+        </w:r>
+      </w:hyperlink>
       <w:r>
         <w:rPr>
           <w:lang w:val="en_US" w:bidi="en_US"/>
         </w:rPr>
         <w:t xml:space="preserve"> is called his </w:t>
       </w:r>
-      <w:r>
-        <w:rPr>
-          <w:lang w:val="en_US" w:bidi="en_US"/>
-        </w:rPr>
-        <w:t>kingdom</w:t>
-      </w:r>
+      <w:hyperlink r:id="rId19">
+        <w:r>
+          <w:rPr>
+            <w:lang w:val="en_US" w:bidi="en_US"/>
+          </w:rPr>
+          <w:rPr>
+            <w:color w:val="0000EE"/>
+            <w:u w:val="single"/>
+          </w:rPr>
+          <w:t>kingdom</w:t>
+        </w:r>
+      </w:hyperlink>
       <w:r>
         <w:rPr>
           <w:lang w:val="en_US" w:bidi="en_US"/>
@@ -612,12 +648,18 @@
         </w:rPr>
         <w:t xml:space="preserve">God is the king over the whole world. The whole of creation is his kingdom. In the Old Testament, the people of </w:t>
       </w:r>
-      <w:r>
-        <w:rPr>
-          <w:lang w:val="en_US" w:bidi="en_US"/>
-        </w:rPr>
-        <w:t>Israel</w:t>
-      </w:r>
+      <w:hyperlink r:id="rId20">
+        <w:r>
+          <w:rPr>
+            <w:lang w:val="en_US" w:bidi="en_US"/>
+          </w:rPr>
+          <w:rPr>
+            <w:color w:val="0000EE"/>
+            <w:u w:val="single"/>
+          </w:rPr>
+          <w:t>Israel</w:t>
+        </w:r>
+      </w:hyperlink>
       <w:r>
         <w:rPr>
           <w:lang w:val="en_US" w:bidi="en_US"/>
@@ -638,48 +680,90 @@
         </w:rPr>
         <w:t xml:space="preserve">But the people in God's kingdom were not obedient to God-not even the </w:t>
       </w:r>
-      <w:r>
-        <w:rPr>
-          <w:lang w:val="en_US" w:bidi="en_US"/>
-        </w:rPr>
-        <w:t>Israelites</w:t>
-      </w:r>
+      <w:hyperlink r:id="rId21">
+        <w:r>
+          <w:rPr>
+            <w:lang w:val="en_US" w:bidi="en_US"/>
+          </w:rPr>
+          <w:rPr>
+            <w:color w:val="0000EE"/>
+            <w:u w:val="single"/>
+          </w:rPr>
+          <w:t>Israelites</w:t>
+        </w:r>
+      </w:hyperlink>
       <w:r>
         <w:rPr>
           <w:lang w:val="en_US" w:bidi="en_US"/>
         </w:rPr>
         <w:t xml:space="preserve">. The </w:t>
       </w:r>
-      <w:r>
-        <w:rPr>
-          <w:lang w:val="en_US" w:bidi="en_US"/>
-        </w:rPr>
-        <w:t>prophets</w:t>
-      </w:r>
-      <w:r>
-        <w:rPr>
-          <w:lang w:val="en_US" w:bidi="en_US"/>
-        </w:rPr>
-        <w:t xml:space="preserve">, who gave messages from God to the people, told the Israelites that one day God would come and establish his kingdom forever. When that would happen, all people would submit to God and obey him. All people everywhere, and all of creation, would live in a right relationship with God. There would be no more suffering or </w:t>
-      </w:r>
-      <w:r>
-        <w:rPr>
-          <w:lang w:val="en_US" w:bidi="en_US"/>
-        </w:rPr>
-        <w:t>evil</w:t>
-      </w:r>
+      <w:hyperlink r:id="rId22">
+        <w:r>
+          <w:rPr>
+            <w:lang w:val="en_US" w:bidi="en_US"/>
+          </w:rPr>
+          <w:rPr>
+            <w:color w:val="0000EE"/>
+            <w:u w:val="single"/>
+          </w:rPr>
+          <w:t>prophets</w:t>
+        </w:r>
+      </w:hyperlink>
+      <w:r>
+        <w:rPr>
+          <w:lang w:val="en_US" w:bidi="en_US"/>
+        </w:rPr>
+        <w:t xml:space="preserve">, who gave messages from God to the people, told the Israelites that one day God would come and establish his kingdom forever. When that would happen, all people would submit to God and obey him. All people everywhere, and all of creation, would live in a right </w:t>
+      </w:r>
+      <w:hyperlink r:id="rId23">
+        <w:r>
+          <w:rPr>
+            <w:lang w:val="en_US" w:bidi="en_US"/>
+          </w:rPr>
+          <w:rPr>
+            <w:color w:val="0000EE"/>
+            <w:u w:val="single"/>
+          </w:rPr>
+          <w:t>relationship</w:t>
+        </w:r>
+      </w:hyperlink>
+      <w:r>
+        <w:rPr>
+          <w:lang w:val="en_US" w:bidi="en_US"/>
+        </w:rPr>
+        <w:t xml:space="preserve"> with God. There would be no more suffering or </w:t>
+      </w:r>
+      <w:hyperlink r:id="rId24">
+        <w:r>
+          <w:rPr>
+            <w:lang w:val="en_US" w:bidi="en_US"/>
+          </w:rPr>
+          <w:rPr>
+            <w:color w:val="0000EE"/>
+            <w:u w:val="single"/>
+          </w:rPr>
+          <w:t>evil</w:t>
+        </w:r>
+      </w:hyperlink>
       <w:r>
         <w:rPr>
           <w:lang w:val="en_US" w:bidi="en_US"/>
         </w:rPr>
         <w:t xml:space="preserve">. The people of Israel hoped and </w:t>
       </w:r>
-      <w:r>
-        <w:rPr>
-          <w:lang w:val="en_US" w:bidi="en_US"/>
-        </w:rPr>
-        <w:t>prayed</w:t>
-      </w:r>
+      <w:hyperlink r:id="rId25">
+        <w:r>
+          <w:rPr>
+            <w:lang w:val="en_US" w:bidi="en_US"/>
+          </w:rPr>
+          <w:rPr>
+            <w:color w:val="0000EE"/>
+            <w:u w:val="single"/>
+          </w:rPr>
+          <w:t>prayed</w:t>
+        </w:r>
+      </w:hyperlink>
       <w:r>
         <w:rPr>
           <w:lang w:val="en_US" w:bidi="en_US"/>
@@ -713,12 +797,18 @@
         </w:rPr>
         <w:t xml:space="preserve">! The wonderful </w:t>
       </w:r>
-      <w:r>
-        <w:rPr>
-          <w:lang w:val="en_US" w:bidi="en_US"/>
-        </w:rPr>
-        <w:t>miracles</w:t>
-      </w:r>
+      <w:hyperlink r:id="rId26">
+        <w:r>
+          <w:rPr>
+            <w:lang w:val="en_US" w:bidi="en_US"/>
+          </w:rPr>
+          <w:rPr>
+            <w:color w:val="0000EE"/>
+            <w:u w:val="single"/>
+          </w:rPr>
+          <w:t>miracles</w:t>
+        </w:r>
+      </w:hyperlink>
       <w:r>
         <w:rPr>
           <w:lang w:val="en_US" w:bidi="en_US"/>
@@ -739,24 +829,36 @@
         </w:rPr>
         <w:t xml:space="preserve">But we cannot see fully yet that God is ruling. People are still getting sick, are doing </w:t>
       </w:r>
-      <w:r>
-        <w:rPr>
-          <w:lang w:val="en_US" w:bidi="en_US"/>
-        </w:rPr>
-        <w:t>sin</w:t>
-      </w:r>
+      <w:hyperlink r:id="rId27">
+        <w:r>
+          <w:rPr>
+            <w:lang w:val="en_US" w:bidi="en_US"/>
+          </w:rPr>
+          <w:rPr>
+            <w:color w:val="0000EE"/>
+            <w:u w:val="single"/>
+          </w:rPr>
+          <w:t>sin</w:t>
+        </w:r>
+      </w:hyperlink>
       <w:r>
         <w:rPr>
           <w:lang w:val="en_US" w:bidi="en_US"/>
         </w:rPr>
         <w:t xml:space="preserve">, and are having wars. </w:t>
       </w:r>
-      <w:r>
-        <w:rPr>
-          <w:lang w:val="en_US" w:bidi="en_US"/>
-        </w:rPr>
-        <w:t>Satan</w:t>
-      </w:r>
+      <w:hyperlink r:id="rId28">
+        <w:r>
+          <w:rPr>
+            <w:lang w:val="en_US" w:bidi="en_US"/>
+          </w:rPr>
+          <w:rPr>
+            <w:color w:val="0000EE"/>
+            <w:u w:val="single"/>
+          </w:rPr>
+          <w:t>Satan</w:t>
+        </w:r>
+      </w:hyperlink>
       <w:r>
         <w:rPr>
           <w:lang w:val="en_US" w:bidi="en_US"/>
@@ -791,24 +893,36 @@
         </w:rPr>
         <w:t xml:space="preserve">The people in the time of Jesus thought that when God's kingdom would come, Israel would be restored as a political </w:t>
       </w:r>
-      <w:r>
-        <w:rPr>
-          <w:lang w:val="en_US" w:bidi="en_US"/>
-        </w:rPr>
-        <w:t>nation</w:t>
-      </w:r>
+      <w:hyperlink r:id="rId29">
+        <w:r>
+          <w:rPr>
+            <w:lang w:val="en_US" w:bidi="en_US"/>
+          </w:rPr>
+          <w:rPr>
+            <w:color w:val="0000EE"/>
+            <w:u w:val="single"/>
+          </w:rPr>
+          <w:t>nation</w:t>
+        </w:r>
+      </w:hyperlink>
       <w:r>
         <w:rPr>
           <w:lang w:val="en_US" w:bidi="en_US"/>
         </w:rPr>
         <w:t xml:space="preserve">. Jesus explained how God's kingdom is different from what they expected. Jesus explained that God's kingdom has to do with people following God as their king and obeying God. Jesus knew that this was hard to understand-he even told his </w:t>
       </w:r>
-      <w:r>
-        <w:rPr>
-          <w:lang w:val="en_US" w:bidi="en_US"/>
-        </w:rPr>
-        <w:t>disciples</w:t>
-      </w:r>
+      <w:hyperlink r:id="rId30">
+        <w:r>
+          <w:rPr>
+            <w:lang w:val="en_US" w:bidi="en_US"/>
+          </w:rPr>
+          <w:rPr>
+            <w:color w:val="0000EE"/>
+            <w:u w:val="single"/>
+          </w:rPr>
+          <w:t>disciples</w:t>
+        </w:r>
+      </w:hyperlink>
       <w:r>
         <w:rPr>
           <w:lang w:val="en_US" w:bidi="en_US"/>
@@ -829,12 +943,18 @@
         </w:rPr>
         <w:t xml:space="preserve">Jesus taught people about God's kingdom by telling them stories or </w:t>
       </w:r>
-      <w:r>
-        <w:rPr>
-          <w:lang w:val="en_US" w:bidi="en_US"/>
-        </w:rPr>
-        <w:t>parables</w:t>
-      </w:r>
+      <w:hyperlink r:id="rId31">
+        <w:r>
+          <w:rPr>
+            <w:lang w:val="en_US" w:bidi="en_US"/>
+          </w:rPr>
+          <w:rPr>
+            <w:color w:val="0000EE"/>
+            <w:u w:val="single"/>
+          </w:rPr>
+          <w:t>parables</w:t>
+        </w:r>
+      </w:hyperlink>
       <w:r>
         <w:rPr>
           <w:lang w:val="en_US" w:bidi="en_US"/>
@@ -853,7 +973,25 @@
         <w:rPr>
           <w:lang w:val="en_US" w:bidi="en_US"/>
         </w:rPr>
-        <w:t>Many of Jesus's parables described God's kingdom as a feast or a meal. When people eat together, they have a good relationship with each other, and Jesus wanted to show that God's kingdom is about having a good relationship with God. If we have a good relationship with God by allowing Jesus to be king in our lives right now, we will also live with God forever in his perfect kingdom that will come one day.</w:t>
+        <w:t xml:space="preserve">Many of Jesus's parables described God's kingdom as a feast or a meal. When people eat together, they have a good relationship with each other, and Jesus wanted to show that God's kingdom is about having a good </w:t>
+      </w:r>
+      <w:hyperlink r:id="rId23">
+        <w:r>
+          <w:rPr>
+            <w:lang w:val="en_US" w:bidi="en_US"/>
+          </w:rPr>
+          <w:rPr>
+            <w:color w:val="0000EE"/>
+            <w:u w:val="single"/>
+          </w:rPr>
+          <w:t>relationship</w:t>
+        </w:r>
+      </w:hyperlink>
+      <w:r>
+        <w:rPr>
+          <w:lang w:val="en_US" w:bidi="en_US"/>
+        </w:rPr>
+        <w:t xml:space="preserve"> with God. If we have a good relationship with God by allowing Jesus to be king in our lives right now, we will also live with God forever in his perfect kingdom that will come one day.</w:t>
       </w:r>
     </w:p>
     <w:p>
@@ -869,12 +1007,18 @@
         </w:rPr>
         <w:t xml:space="preserve">Some passages in the New Testament talk about God being the king, and some passages talk about Jesus being the king. Because Jesus is God as well, both are true at the same time. The </w:t>
       </w:r>
-      <w:r>
-        <w:rPr>
-          <w:lang w:val="en_US" w:bidi="en_US"/>
-        </w:rPr>
-        <w:t>apostle</w:t>
-      </w:r>
+      <w:hyperlink r:id="rId32">
+        <w:r>
+          <w:rPr>
+            <w:lang w:val="en_US" w:bidi="en_US"/>
+          </w:rPr>
+          <w:rPr>
+            <w:color w:val="0000EE"/>
+            <w:u w:val="single"/>
+          </w:rPr>
+          <w:t>apostle</w:t>
+        </w:r>
+      </w:hyperlink>
       <w:r>
         <w:rPr>
           <w:lang w:val="en_US" w:bidi="en_US"/>
@@ -953,7 +1097,7 @@
           <w:lang w:val="en_US" w:bidi="en_US"/>
         </w:rPr>
       </w:r>
-      <w:hyperlink r:id="rId15">
+      <w:hyperlink r:id="rId33">
         <w:r>
           <w:rPr>
             <w:lang w:val="en_US" w:bidi="en_US"/>
